--- a/docs/Database_Design.docx
+++ b/docs/Database_Design.docx
@@ -14,7 +14,7 @@
           <w:color w:val="B86147"/>
           <w:sz w:val="18"/>
         </w:rPr>
-        <w:t>CAPSTONE BACKEND DELIVERABLE</w:t>
+        <w:t>DATABASE TECHNICAL REFERENCE</w:t>
       </w:r>
     </w:p>
     <w:p>
@@ -7482,8 +7482,9 @@
         <w:color w:val="64748B"/>
         <w:sz w:val="16"/>
       </w:rPr>
-      <w:t xml:space="preserve">SmartStock Capstone  |  Page </w:t>
+      <w:t xml:space="preserve">SmartStock  |  Page </w:t>
     </w:r>
+    <w:r/>
     <w:r>
       <w:fldChar w:fldCharType="begin"/>
       <w:instrText xml:space="preserve"> PAGE </w:instrText>
